--- a/docs/lista_louvores/Textos_Louvores/BUSCAI PRIMEIRO.docx
+++ b/docs/lista_louvores/Textos_Louvores/BUSCAI PRIMEIRO.docx
@@ -4,7 +4,7 @@
   <w:body>
     <w:p>
       <w:pPr>
-        <w:pStyle w:val="SemEspaamento"/>
+        <w:pStyle w:val="Ttulo1"/>
       </w:pPr>
       <w:r>
         <w:t>BUSCAI PRIMEIRO</w:t>
@@ -16,17 +16,20 @@
     <w:p>
       <w:pPr>
         <w:rPr>
+          <w:rFonts w:ascii="Times New Roman" w:hAnsi="Times New Roman"/>
           <w:bCs/>
         </w:rPr>
       </w:pPr>
       <w:r>
         <w:rPr>
+          <w:rFonts w:ascii="Times New Roman" w:hAnsi="Times New Roman"/>
           <w:bCs/>
         </w:rPr>
         <w:t>Buscai primeiro</w:t>
       </w:r>
       <w:r>
         <w:rPr>
+          <w:rFonts w:ascii="Times New Roman" w:hAnsi="Times New Roman"/>
           <w:bCs/>
         </w:rPr>
         <w:br/>
@@ -34,6 +37,7 @@
       </w:r>
       <w:r>
         <w:rPr>
+          <w:rFonts w:ascii="Times New Roman" w:hAnsi="Times New Roman"/>
           <w:bCs/>
         </w:rPr>
         <w:br/>
@@ -43,17 +47,20 @@
     <w:p>
       <w:pPr>
         <w:rPr>
+          <w:rFonts w:ascii="Times New Roman" w:hAnsi="Times New Roman"/>
           <w:bCs/>
         </w:rPr>
       </w:pPr>
       <w:r>
         <w:rPr>
+          <w:rFonts w:ascii="Times New Roman" w:hAnsi="Times New Roman"/>
           <w:bCs/>
         </w:rPr>
         <w:t>Todas as coisas</w:t>
       </w:r>
       <w:r>
         <w:rPr>
+          <w:rFonts w:ascii="Times New Roman" w:hAnsi="Times New Roman"/>
           <w:bCs/>
         </w:rPr>
         <w:br/>
@@ -61,6 +68,7 @@
       </w:r>
       <w:r>
         <w:rPr>
+          <w:rFonts w:ascii="Times New Roman" w:hAnsi="Times New Roman"/>
           <w:bCs/>
         </w:rPr>
         <w:br/>
@@ -70,23 +78,27 @@
     <w:p>
       <w:pPr>
         <w:rPr>
+          <w:rFonts w:ascii="Times New Roman" w:hAnsi="Times New Roman"/>
           <w:b/>
         </w:rPr>
       </w:pPr>
       <w:r>
         <w:rPr>
+          <w:rFonts w:ascii="Times New Roman" w:hAnsi="Times New Roman"/>
           <w:b/>
         </w:rPr>
         <w:t>[</w:t>
       </w:r>
       <w:r>
         <w:rPr>
+          <w:rFonts w:ascii="Times New Roman" w:hAnsi="Times New Roman"/>
           <w:b/>
         </w:rPr>
         <w:t>REPETE ACIMA</w:t>
       </w:r>
       <w:r>
         <w:rPr>
+          <w:rFonts w:ascii="Times New Roman" w:hAnsi="Times New Roman"/>
           <w:b/>
         </w:rPr>
         <w:t>]</w:t>
@@ -95,17 +107,20 @@
     <w:p>
       <w:pPr>
         <w:rPr>
+          <w:rFonts w:ascii="Times New Roman" w:hAnsi="Times New Roman"/>
           <w:bCs/>
         </w:rPr>
       </w:pPr>
       <w:r>
         <w:rPr>
+          <w:rFonts w:ascii="Times New Roman" w:hAnsi="Times New Roman"/>
           <w:bCs/>
         </w:rPr>
         <w:t>Nem só de pão o homem viverá</w:t>
       </w:r>
       <w:r>
         <w:rPr>
+          <w:rFonts w:ascii="Times New Roman" w:hAnsi="Times New Roman"/>
           <w:bCs/>
         </w:rPr>
         <w:br/>
@@ -113,6 +128,7 @@
       </w:r>
       <w:r>
         <w:rPr>
+          <w:rFonts w:ascii="Times New Roman" w:hAnsi="Times New Roman"/>
           <w:bCs/>
         </w:rPr>
         <w:br/>
@@ -120,6 +136,7 @@
       </w:r>
       <w:r>
         <w:rPr>
+          <w:rFonts w:ascii="Times New Roman" w:hAnsi="Times New Roman"/>
           <w:bCs/>
         </w:rPr>
         <w:br/>
@@ -127,18 +144,19 @@
       </w:r>
       <w:r>
         <w:rPr>
+          <w:rFonts w:ascii="Times New Roman" w:hAnsi="Times New Roman"/>
           <w:bCs/>
         </w:rPr>
         <w:t xml:space="preserve"> </w:t>
       </w:r>
       <w:r>
         <w:rPr>
+          <w:rFonts w:ascii="Times New Roman" w:hAnsi="Times New Roman"/>
           <w:b/>
         </w:rPr>
         <w:t>[2 X]</w:t>
       </w:r>
     </w:p>
-    <w:p/>
     <w:sectPr>
       <w:pgSz w:w="11906" w:h="16838"/>
       <w:pgMar w:top="1417" w:right="1701" w:bottom="1417" w:left="1701" w:header="708" w:footer="708" w:gutter="0"/>
@@ -803,6 +821,7 @@
   <w:style w:type="character" w:default="1" w:styleId="Fontepargpadro">
     <w:name w:val="Default Paragraph Font"/>
     <w:uiPriority w:val="1"/>
+    <w:semiHidden/>
     <w:unhideWhenUsed/>
   </w:style>
   <w:style w:type="table" w:default="1" w:styleId="Tabelanormal">
